--- a/docs/report.docx
+++ b/docs/report.docx
@@ -25,7 +25,7 @@
     </w:p>
     <w:p>
       <w:r>
-        <w:t xml:space="preserve">Дообучили компактную VLM Qwen3-VL-2B-Instruct (2.1 млрд параметров) методом LoRA на открытых данных VK: GQA-ru и LLaVA-Instruct-ru. Обучение шло 37.7 минут на ноутбучной RTX 5060 с 8 ГБ памяти. На бенчмарке </w:t>
+        <w:t xml:space="preserve">Дообучили компактную VLM Qwen3-VL-2B-Instruct (2.1 млрд параметров) методом LoRA на открытых данных VK: GQA-ru и LLaVA-Instruct-ru. Обучение шло 38 минут на ноутбучной RTX 5060 с 8 ГБ памяти. На бенчмарке </w:t>
       </w:r>
       <w:r>
         <w:rPr>
@@ -61,7 +61,7 @@
         <w:t>68.7</w:t>
       </w:r>
       <w:r>
-        <w:t xml:space="preserve"> против 65.7 у исходной модели и 56.7 у llava-saiga-8b. Прирост на MMBench-ru в основном связан с форматом ответа (буква вместо рассуждения), поэтому его корректнее читать как «общие навыки не пострадали» (см. раздел 5).</w:t>
+        <w:t xml:space="preserve"> против 66.5 у исходной модели и 56.7 у llava-saiga-8b. Прирост на MMBench-ru в основном связан с форматом ответа (буква вместо рассуждения), поэтому его корректнее читать как «общие навыки не пострадали» (см. раздел 5).</w:t>
       </w:r>
     </w:p>
     <w:tbl>
@@ -376,7 +376,7 @@
               <w:rPr>
                 <w:sz w:val="18"/>
               </w:rPr>
-              <w:t>65.7</w:t>
+              <w:t>66.5</w:t>
             </w:r>
           </w:p>
         </w:tc>
@@ -651,7 +651,7 @@
     </w:p>
     <w:p>
       <w:r>
-        <w:t>Все обучающие и оценочные данные взяты из открытой коллекции deepvk «Vision-Language Modeling» на Hugging Face. Это переводы классических англоязычных наборов на русский, сделанные с помощью GPT-4 и проверенные вручную, плюс сгенерированные инструкции.</w:t>
+        <w:t>Все обучающие и оценочные данные взяты из открытой коллекции deepvk «Vision-Language Modeling» на Hugging Face. Это переводы классических англоязычных наборов на русский, сделанные с помощью GPT-4 и с ручной проверкой частых ошибок, плюс инструкции, сгенерированные GPT-3.5 по схеме LLaVA.</w:t>
       </w:r>
     </w:p>
     <w:tbl>
@@ -1141,7 +1141,7 @@
     </w:p>
     <w:p>
       <w:r>
-        <w:t>Изображение режется на патчи 16×16 px, соседние 2×2 патча сливаются в один токен. Картинка GQA (~500×375) ограничена 448×448 px, что даёт 144–192 визуальных токена. Это ключевое условие для обучения в 8 ГБ.</w:t>
+        <w:t>Изображение режется на патчи 16×16 px, соседние 2×2 патча сливаются в один токен. Картинка GQA (~500×375) ограничена 448×448 px, что даёт до 196 визуальных токенов. Это ключевое условие для обучения в 8 ГБ.</w:t>
       </w:r>
     </w:p>
     <w:p>
@@ -1395,7 +1395,7 @@
               <w:rPr>
                 <w:sz w:val="18"/>
               </w:rPr>
-              <w:t>4 × накопление 4 = 16 примеров на шаг, 721 шагов</w:t>
+              <w:t>4 × накопление 4 = 16 примеров на шаг, шагов оптимизатора: 721</w:t>
             </w:r>
           </w:p>
         </w:tc>
@@ -1612,7 +1612,7 @@
         <w:pStyle w:val="ListBullet"/>
       </w:pPr>
       <w:r>
-        <w:t>Свой цикл обучения (~150 строк) вместо Trainer: прозрачная маскировка лосса, логирование в CSV.</w:t>
+        <w:t>Свой цикл обучения (~170 строк) вместо Trainer: прозрачная маскировка лосса, логирование в CSV.</w:t>
       </w:r>
     </w:p>
     <w:p>
@@ -1636,7 +1636,7 @@
         <w:t>logits_to_keep</w:t>
       </w:r>
       <w:r>
-        <w:t xml:space="preserve"> с индексами позиций ответа и считаем кросс-энтропию сами. Лосс на первом шаге совпал до 4-го знака (1.0868), пик памяти упал с 7.8 до 7.34 ГБ, скорость выросла с 2.5 до 4.9 примера/с.</w:t>
+        <w:t xml:space="preserve"> с индексами позиций ответа и считаем кросс-энтропию сами. Лосс на первом шаге совпал до 4-го знака (1.0868). На 90-м шаге пик памяти — 6.6 ГБ вместо 7.8 (максимум за весь прогон — 7.34 ГБ), скорость выросла с 2.5 до 4.9 примера/с.</w:t>
       </w:r>
     </w:p>
     <w:p>
@@ -1754,7 +1754,7 @@
     </w:p>
     <w:p>
       <w:r>
-        <w:t>Оговорка: метрики моделей VK посчитаны через lmms-eval, наши — собственной реализацией того же протокола. Небольшие расхождения (до ~1 п.п.) возможны из-за деталей извлечения ответа. Перепроверить модели VK нашим скриптом не позволили сроки: веса llava-gemma-2b-lora хранятся в fp32 (12 ГБ).</w:t>
+        <w:t>Оговорка: метрики моделей VK посчитаны через lmms-eval, наши — собственной реализацией того же протокола. Для GQA-ru проверено, что наша нормализация даёт тот же результат, что строгий exact_match (HF evaluate, используется в lmms-eval), — совпадение до сотых. Для MMBench-ru буква извлекается собственными правилами, здесь небольшие расхождения с lmms-eval возможны. Перепроверить модели VK нашим скриптом не позволили сроки: веса llava-gemma-2b-lora хранятся в fp32 (12 ГБ).</w:t>
       </w:r>
     </w:p>
     <w:p>
@@ -2134,7 +2134,7 @@
               <w:rPr>
                 <w:sz w:val="18"/>
               </w:rPr>
-              <w:t>65.7</w:t>
+              <w:t>66.5</w:t>
             </w:r>
           </w:p>
         </w:tc>
@@ -2353,7 +2353,7 @@
     </w:p>
     <w:p>
       <w:r>
-        <w:t>Оговорка по MMBench-ru. У исходной модели 5.0% ответов не удалось разобрать: вместо буквы она начинает рассуждать («Рассмотрим расположение магнитов…»), и ответ обрезается лимитом в 32 токена. У дообученной модели таких ответов 0%. Если засчитать все нераспознанные ответы исходной модели как верные, её верхняя граница — 70.6 (CircularEval). Поэтому разница 65.7 → 68.7 — это в основном выученный формат ответа (эффект MC-аугментации), а не новые знания. Корректный вывод: дообучение под GQA-ru не испортило общие навыки, и обе версии Qwen3-VL-2B заметно опережают модели VK (56.7). Проверить исходную модель с длинной генерацией (до 512 токенов) мы пытались, но на 8 ГБ это шло ~15 минут на батч, и проверку пришлось остановить.</w:t>
+        <w:t>Оговорка по MMBench-ru. У исходной модели 6.0% ответов не удалось разобрать: вместо буквы она начинает рассуждать («Рассмотрим расположение магнитов…»), и ответ обрезается лимитом в 32 токена. У дообученной модели таких ответов 0%. Если засчитать все нераспознанные ответы исходной модели как верные, её верхняя граница — 72.1 (CircularEval). Поэтому разница 66.5 → 68.7 — это в основном выученный формат ответа (эффект MC-аугментации), а не новые знания. Корректный вывод: дообучение под GQA-ru не испортило общие навыки, и обе версии Qwen3-VL-2B заметно опережают модели VK (56.7). Проверить исходную модель с длинной генерацией (до 512 токенов) мы пытались, но на 8 ГБ это шло ~15 минут на батч, и проверку пришлось остановить.</w:t>
       </w:r>
     </w:p>
     <w:p>
@@ -2616,7 +2616,7 @@
               <w:rPr>
                 <w:sz w:val="18"/>
               </w:rPr>
-              <w:t>64.9</w:t>
+              <w:t>66.5</w:t>
             </w:r>
           </w:p>
         </w:tc>
@@ -2652,7 +2652,7 @@
               <w:rPr>
                 <w:sz w:val="18"/>
               </w:rPr>
-              <w:t>+7.0</w:t>
+              <w:t>+5.4</w:t>
             </w:r>
           </w:p>
         </w:tc>
@@ -2800,7 +2800,7 @@
               <w:rPr>
                 <w:sz w:val="18"/>
               </w:rPr>
-              <w:t>55.5</w:t>
+              <w:t>57.8</w:t>
             </w:r>
           </w:p>
         </w:tc>
@@ -2836,7 +2836,7 @@
               <w:rPr>
                 <w:sz w:val="18"/>
               </w:rPr>
-              <w:t>+6.2</w:t>
+              <w:t>+3.9</w:t>
             </w:r>
           </w:p>
         </w:tc>
@@ -2892,7 +2892,7 @@
               <w:rPr>
                 <w:sz w:val="18"/>
               </w:rPr>
-              <w:t>64.3</w:t>
+              <w:t>65.5</w:t>
             </w:r>
           </w:p>
         </w:tc>
@@ -2928,7 +2928,7 @@
               <w:rPr>
                 <w:sz w:val="18"/>
               </w:rPr>
-              <w:t>+5.1</w:t>
+              <w:t>+3.9</w:t>
             </w:r>
           </w:p>
         </w:tc>
@@ -3158,7 +3158,7 @@
         <w:t>1. Калибровка «да/нет».</w:t>
       </w:r>
       <w:r>
-        <w:t xml:space="preserve"> Исходная модель на русском систематически склоняется к «нет»: 2944 ответов «нет» против 1378 «да», хотя в эталоне 2143 и 2277. Самая частая её ошибка — «да → нет» (1133 случаев). После LoRA распределение 2407 / 2007, а точность на вопросах «да/нет» выросла с 65.3 до 73.9.</w:t>
+        <w:t xml:space="preserve"> Исходная модель на русском систематически склоняется к «нет»: 2944 ответов «нет» против 1378 «да», хотя в эталоне 2143 и 2277. Самая частая её ошибка — «да → нет» (в 1133 вопросах). После LoRA распределение 2407 / 2007, а точность на вопросах «да/нет» выросла с 65.3 до 73.9.</w:t>
       </w:r>
     </w:p>
     <w:p>
@@ -4976,7 +4976,7 @@
         <w:t>Стоимость обучения.</w:t>
       </w:r>
       <w:r>
-        <w:t xml:space="preserve"> 37.7 минут на ноутбуке против 3 дней на A100 (llava-gemma-2b-lora) и 3–4 дней на 8×A100 (llava-saiga-8b).</w:t>
+        <w:t xml:space="preserve"> 38 минут на ноутбуке против 3 дней на A100 (llava-gemma-2b-lora) и 3–4 дней на 8×A100 (llava-saiga-8b).</w:t>
       </w:r>
     </w:p>
     <w:p>
@@ -5402,6 +5402,375 @@
       </w:tr>
     </w:tbl>
     <w:p/>
+    <w:p>
+      <w:pPr>
+        <w:pStyle w:val="Heading1"/>
+      </w:pPr>
+      <w:r>
+        <w:t>10. Итоги: ожидаемые и достигнутые результаты</w:t>
+      </w:r>
+    </w:p>
+    <w:tbl>
+      <w:tblPr>
+        <w:tblStyle w:val="TableGrid"/>
+        <w:tblW w:type="auto" w:w="0"/>
+        <w:jc w:val="center"/>
+        <w:tblLook w:firstColumn="1" w:firstRow="1" w:lastColumn="0" w:lastRow="0" w:noHBand="0" w:noVBand="1" w:val="04A0"/>
+      </w:tblPr>
+      <w:tblGrid>
+        <w:gridCol w:w="3289"/>
+        <w:gridCol w:w="3289"/>
+        <w:gridCol w:w="3289"/>
+      </w:tblGrid>
+      <w:tr>
+        <w:tc>
+          <w:tcPr>
+            <w:tcW w:type="dxa" w:w="3551"/>
+            <w:shd w:val="clear" w:color="auto" w:fill="F0EFEC"/>
+          </w:tcPr>
+          <w:p>
+            <w:r>
+              <w:rPr>
+                <w:sz w:val="18"/>
+              </w:rPr>
+            </w:r>
+            <w:r>
+              <w:rPr>
+                <w:b/>
+                <w:sz w:val="18"/>
+              </w:rPr>
+              <w:t>Ожидали</w:t>
+            </w:r>
+          </w:p>
+        </w:tc>
+        <w:tc>
+          <w:tcPr>
+            <w:tcW w:type="dxa" w:w="3946"/>
+            <w:shd w:val="clear" w:color="auto" w:fill="F0EFEC"/>
+          </w:tcPr>
+          <w:p>
+            <w:r>
+              <w:rPr>
+                <w:sz w:val="18"/>
+              </w:rPr>
+            </w:r>
+            <w:r>
+              <w:rPr>
+                <w:b/>
+                <w:sz w:val="18"/>
+              </w:rPr>
+              <w:t>Получили</w:t>
+            </w:r>
+          </w:p>
+        </w:tc>
+        <w:tc>
+          <w:tcPr>
+            <w:tcW w:type="dxa" w:w="2367"/>
+            <w:shd w:val="clear" w:color="auto" w:fill="F0EFEC"/>
+          </w:tcPr>
+          <w:p>
+            <w:r>
+              <w:rPr>
+                <w:sz w:val="18"/>
+              </w:rPr>
+            </w:r>
+            <w:r>
+              <w:rPr>
+                <w:b/>
+                <w:sz w:val="18"/>
+              </w:rPr>
+              <w:t>Статус</w:t>
+            </w:r>
+          </w:p>
+        </w:tc>
+      </w:tr>
+      <w:tr>
+        <w:tc>
+          <w:tcPr>
+            <w:tcW w:type="dxa" w:w="3551"/>
+          </w:tcPr>
+          <w:p>
+            <w:r>
+              <w:rPr>
+                <w:sz w:val="18"/>
+              </w:rPr>
+            </w:r>
+            <w:r>
+              <w:rPr>
+                <w:sz w:val="18"/>
+              </w:rPr>
+              <w:t>GQA-ru выше 51.44 (llava-saiga-8b)</w:t>
+            </w:r>
+          </w:p>
+        </w:tc>
+        <w:tc>
+          <w:tcPr>
+            <w:tcW w:type="dxa" w:w="3946"/>
+          </w:tcPr>
+          <w:p>
+            <w:r>
+              <w:rPr>
+                <w:sz w:val="18"/>
+              </w:rPr>
+            </w:r>
+            <w:r>
+              <w:rPr>
+                <w:sz w:val="18"/>
+              </w:rPr>
+              <w:t>52.5 ExactMatch</w:t>
+            </w:r>
+          </w:p>
+        </w:tc>
+        <w:tc>
+          <w:tcPr>
+            <w:tcW w:type="dxa" w:w="2367"/>
+          </w:tcPr>
+          <w:p>
+            <w:r>
+              <w:rPr>
+                <w:sz w:val="18"/>
+              </w:rPr>
+            </w:r>
+            <w:r>
+              <w:rPr>
+                <w:sz w:val="18"/>
+              </w:rPr>
+              <w:t>выполнено</w:t>
+            </w:r>
+          </w:p>
+        </w:tc>
+      </w:tr>
+      <w:tr>
+        <w:tc>
+          <w:tcPr>
+            <w:tcW w:type="dxa" w:w="3551"/>
+          </w:tcPr>
+          <w:p>
+            <w:r>
+              <w:rPr>
+                <w:sz w:val="18"/>
+              </w:rPr>
+            </w:r>
+            <w:r>
+              <w:rPr>
+                <w:sz w:val="18"/>
+              </w:rPr>
+              <w:t>MMBench-ru не ниже исходной модели</w:t>
+            </w:r>
+          </w:p>
+        </w:tc>
+        <w:tc>
+          <w:tcPr>
+            <w:tcW w:type="dxa" w:w="3946"/>
+          </w:tcPr>
+          <w:p>
+            <w:r>
+              <w:rPr>
+                <w:sz w:val="18"/>
+              </w:rPr>
+            </w:r>
+            <w:r>
+              <w:rPr>
+                <w:sz w:val="18"/>
+              </w:rPr>
+              <w:t>68.7 против 66.5 (верхняя граница исходной — 72.1)</w:t>
+            </w:r>
+          </w:p>
+        </w:tc>
+        <w:tc>
+          <w:tcPr>
+            <w:tcW w:type="dxa" w:w="2367"/>
+          </w:tcPr>
+          <w:p>
+            <w:r>
+              <w:rPr>
+                <w:sz w:val="18"/>
+              </w:rPr>
+            </w:r>
+            <w:r>
+              <w:rPr>
+                <w:sz w:val="18"/>
+              </w:rPr>
+              <w:t>выполнено, прирост — в основном формат</w:t>
+            </w:r>
+          </w:p>
+        </w:tc>
+      </w:tr>
+      <w:tr>
+        <w:tc>
+          <w:tcPr>
+            <w:tcW w:type="dxa" w:w="3551"/>
+          </w:tcPr>
+          <w:p>
+            <w:r>
+              <w:rPr>
+                <w:sz w:val="18"/>
+              </w:rPr>
+            </w:r>
+            <w:r>
+              <w:rPr>
+                <w:sz w:val="18"/>
+              </w:rPr>
+              <w:t>Адаптер размером в десятки МБ</w:t>
+            </w:r>
+          </w:p>
+        </w:tc>
+        <w:tc>
+          <w:tcPr>
+            <w:tcW w:type="dxa" w:w="3946"/>
+          </w:tcPr>
+          <w:p>
+            <w:r>
+              <w:rPr>
+                <w:sz w:val="18"/>
+              </w:rPr>
+            </w:r>
+            <w:r>
+              <w:rPr>
+                <w:sz w:val="18"/>
+              </w:rPr>
+              <w:t>70 МБ, 17.4 млн параметров</w:t>
+            </w:r>
+          </w:p>
+        </w:tc>
+        <w:tc>
+          <w:tcPr>
+            <w:tcW w:type="dxa" w:w="2367"/>
+          </w:tcPr>
+          <w:p>
+            <w:r>
+              <w:rPr>
+                <w:sz w:val="18"/>
+              </w:rPr>
+            </w:r>
+            <w:r>
+              <w:rPr>
+                <w:sz w:val="18"/>
+              </w:rPr>
+              <w:t>выполнено</w:t>
+            </w:r>
+          </w:p>
+        </w:tc>
+      </w:tr>
+      <w:tr>
+        <w:tc>
+          <w:tcPr>
+            <w:tcW w:type="dxa" w:w="3551"/>
+          </w:tcPr>
+          <w:p>
+            <w:r>
+              <w:rPr>
+                <w:sz w:val="18"/>
+              </w:rPr>
+            </w:r>
+            <w:r>
+              <w:rPr>
+                <w:sz w:val="18"/>
+              </w:rPr>
+              <w:t>Обучение на одной GPU 8 ГБ</w:t>
+            </w:r>
+          </w:p>
+        </w:tc>
+        <w:tc>
+          <w:tcPr>
+            <w:tcW w:type="dxa" w:w="3946"/>
+          </w:tcPr>
+          <w:p>
+            <w:r>
+              <w:rPr>
+                <w:sz w:val="18"/>
+              </w:rPr>
+            </w:r>
+            <w:r>
+              <w:rPr>
+                <w:sz w:val="18"/>
+              </w:rPr>
+              <w:t>38 мин, пик 7.34 ГБ</w:t>
+            </w:r>
+          </w:p>
+        </w:tc>
+        <w:tc>
+          <w:tcPr>
+            <w:tcW w:type="dxa" w:w="2367"/>
+          </w:tcPr>
+          <w:p>
+            <w:r>
+              <w:rPr>
+                <w:sz w:val="18"/>
+              </w:rPr>
+            </w:r>
+            <w:r>
+              <w:rPr>
+                <w:sz w:val="18"/>
+              </w:rPr>
+              <w:t>выполнено</w:t>
+            </w:r>
+          </w:p>
+        </w:tc>
+      </w:tr>
+      <w:tr>
+        <w:tc>
+          <w:tcPr>
+            <w:tcW w:type="dxa" w:w="3551"/>
+          </w:tcPr>
+          <w:p>
+            <w:r>
+              <w:rPr>
+                <w:sz w:val="18"/>
+              </w:rPr>
+            </w:r>
+            <w:r>
+              <w:rPr>
+                <w:sz w:val="18"/>
+              </w:rPr>
+              <w:t>Интерактивное демо</w:t>
+            </w:r>
+          </w:p>
+        </w:tc>
+        <w:tc>
+          <w:tcPr>
+            <w:tcW w:type="dxa" w:w="3946"/>
+          </w:tcPr>
+          <w:p>
+            <w:r>
+              <w:rPr>
+                <w:sz w:val="18"/>
+              </w:rPr>
+            </w:r>
+            <w:r>
+              <w:rPr>
+                <w:sz w:val="18"/>
+              </w:rPr>
+              <w:t>Gradio, короткий и развёрнутый режимы</w:t>
+            </w:r>
+          </w:p>
+        </w:tc>
+        <w:tc>
+          <w:tcPr>
+            <w:tcW w:type="dxa" w:w="2367"/>
+          </w:tcPr>
+          <w:p>
+            <w:r>
+              <w:rPr>
+                <w:sz w:val="18"/>
+              </w:rPr>
+            </w:r>
+            <w:r>
+              <w:rPr>
+                <w:sz w:val="18"/>
+              </w:rPr>
+              <w:t>выполнено</w:t>
+            </w:r>
+          </w:p>
+        </w:tc>
+      </w:tr>
+    </w:tbl>
+    <w:p/>
+    <w:p>
+      <w:r>
+        <w:t>Гипотеза подтвердилась: современная компактная VLM, дообученная только на открытых данных VK за 38 минут на ноутбуке, превосходит открытые модели VK на обоих бенчмарках, включая 8B-модель, обученную на кластере. Основной вклад в рост на GQA-ru дали калибровка ответов «да/нет» и усвоение формы ответов датасета. На MMBench-ru дообучение не навредило общим навыкам и закрепило формат ответа буквой.</w:t>
+      </w:r>
+    </w:p>
     <w:p>
       <w:pPr>
         <w:pStyle w:val="Heading1"/>

--- a/docs/report.docx
+++ b/docs/report.docx
@@ -12,7 +12,7 @@
     </w:p>
     <w:p>
       <w:r>
-        <w:t>Qwen3-VL-2B-Instruct + LoRA, дообученная на датасетах deepvk на одной GPU 8 ГБ · Засимов Георгий Алексеевич · октябрь 2026</w:t>
+        <w:t>Qwen3-VL-2B-Instruct + LoRA, дообученная на датасетах deepvk на одной GPU 8 ГБ · Засимов Георгий Алексеевич · октябрь 2026 · код и адаптер: github.com/geozasimov/vk_vlm_project</w:t>
       </w:r>
     </w:p>
     <w:p>
@@ -5085,6 +5085,20 @@
       </w:pPr>
       <w:r>
         <w:t>9. Воспроизведение</w:t>
+      </w:r>
+    </w:p>
+    <w:p>
+      <w:r>
+        <w:t xml:space="preserve">Весь код, обученный адаптер, предсказания и метрики лежат в репозитории </w:t>
+      </w:r>
+      <w:r>
+        <w:rPr>
+          <w:b/>
+        </w:rPr>
+        <w:t>github.com/geozasimov/vk_vlm_project</w:t>
+      </w:r>
+      <w:r>
+        <w:t>.</w:t>
       </w:r>
     </w:p>
     <w:tbl>
